--- a/report/FedKG-Maint_ Federated, Privacy-Preserving Predictive Maintenance with Knowledge-Graph-Grounded Explanations.docx
+++ b/report/FedKG-Maint_ Federated, Privacy-Preserving Predictive Maintenance with Knowledge-Graph-Grounded Explanations.docx
@@ -2087,6 +2087,53 @@
     </w:p>
     <w:p>
       <w:pPr>
+        <w:spacing w:after="240" w:before="240" w:lineRule="auto"/>
+        <w:ind w:left="720" w:firstLine="0"/>
+        <w:rPr/>
+      </w:pPr>
+      <w:r>
+        <w:rPr/>
+        <w:drawing>
+          <wp:inline distB="114300" distT="114300" distL="114300" distR="114300">
+            <wp:extent cx="5943600" cy="2159000"/>
+            <wp:effectExtent b="0" l="0" r="0" t="0"/>
+            <wp:docPr id="1" name="image3.png"/>
+            <a:graphic>
+              <a:graphicData uri="http://schemas.openxmlformats.org/drawingml/2006/picture">
+                <pic:pic>
+                  <pic:nvPicPr>
+                    <pic:cNvPr id="0" name="image3.png"/>
+                    <pic:cNvPicPr preferRelativeResize="0"/>
+                  </pic:nvPicPr>
+                  <pic:blipFill>
+                    <a:blip r:embed="rId6"/>
+                    <a:srcRect b="0" l="0" r="0" t="0"/>
+                    <a:stretch>
+                      <a:fillRect/>
+                    </a:stretch>
+                  </pic:blipFill>
+                  <pic:spPr>
+                    <a:xfrm>
+                      <a:off x="0" y="0"/>
+                      <a:ext cx="5943600" cy="2159000"/>
+                    </a:xfrm>
+                    <a:prstGeom prst="rect"/>
+                    <a:ln/>
+                  </pic:spPr>
+                </pic:pic>
+              </a:graphicData>
+            </a:graphic>
+          </wp:inline>
+        </w:drawing>
+      </w:r>
+      <w:r>
+        <w:rPr>
+          <w:rtl w:val="0"/>
+        </w:rPr>
+      </w:r>
+    </w:p>
+    <w:p>
+      <w:pPr>
         <w:pStyle w:val="Heading3"/>
         <w:keepNext w:val="0"/>
         <w:keepLines w:val="0"/>
@@ -4486,7 +4533,53 @@
         <w:rPr>
           <w:rtl w:val="0"/>
         </w:rPr>
-        <w:t xml:space="preserve">Paired t-tests over the three seeds are in results/report_tables.md [insert the p-values for FedAvg versus the other setups here]. With only three seeds statistical power is low, so differences such as FedAvg versus FedProx (at most 0.003 PR-AUC) should not be treated as real.</w:t>
+        <w:t xml:space="preserve">Paired t-tests over the three seeds are in results/report_tables.md. With only three seeds statistical power is low, so differences such as FedAvg versus FedProx (at most 0.003 PR-AUC) should not be treated as real.</w:t>
+      </w:r>
+    </w:p>
+    <w:p>
+      <w:pPr>
+        <w:spacing w:after="240" w:before="240" w:lineRule="auto"/>
+        <w:rPr/>
+      </w:pPr>
+      <w:r>
+        <w:rPr/>
+        <w:drawing>
+          <wp:inline distB="114300" distT="114300" distL="114300" distR="114300">
+            <wp:extent cx="5943600" cy="2514600"/>
+            <wp:effectExtent b="0" l="0" r="0" t="0"/>
+            <wp:docPr id="3" name="image1.png"/>
+            <a:graphic>
+              <a:graphicData uri="http://schemas.openxmlformats.org/drawingml/2006/picture">
+                <pic:pic>
+                  <pic:nvPicPr>
+                    <pic:cNvPr id="0" name="image1.png"/>
+                    <pic:cNvPicPr preferRelativeResize="0"/>
+                  </pic:nvPicPr>
+                  <pic:blipFill>
+                    <a:blip r:embed="rId7"/>
+                    <a:srcRect b="0" l="0" r="0" t="0"/>
+                    <a:stretch>
+                      <a:fillRect/>
+                    </a:stretch>
+                  </pic:blipFill>
+                  <pic:spPr>
+                    <a:xfrm>
+                      <a:off x="0" y="0"/>
+                      <a:ext cx="5943600" cy="2514600"/>
+                    </a:xfrm>
+                    <a:prstGeom prst="rect"/>
+                    <a:ln/>
+                  </pic:spPr>
+                </pic:pic>
+              </a:graphicData>
+            </a:graphic>
+          </wp:inline>
+        </w:drawing>
+      </w:r>
+      <w:r>
+        <w:rPr>
+          <w:rtl w:val="0"/>
+        </w:rPr>
       </w:r>
     </w:p>
     <w:p>
@@ -5414,6 +5507,52 @@
           <w:rtl w:val="0"/>
         </w:rPr>
         <w:t xml:space="preserve">With only three clients, averaging provides little noise reduction, so strong client-level guarantees and usable accuracy cannot be obtained together in this setup.</w:t>
+      </w:r>
+    </w:p>
+    <w:p>
+      <w:pPr>
+        <w:spacing w:after="240" w:before="240" w:lineRule="auto"/>
+        <w:rPr/>
+      </w:pPr>
+      <w:r>
+        <w:rPr/>
+        <w:drawing>
+          <wp:inline distB="114300" distT="114300" distL="114300" distR="114300">
+            <wp:extent cx="5943600" cy="4292600"/>
+            <wp:effectExtent b="0" l="0" r="0" t="0"/>
+            <wp:docPr id="2" name="image2.png"/>
+            <a:graphic>
+              <a:graphicData uri="http://schemas.openxmlformats.org/drawingml/2006/picture">
+                <pic:pic>
+                  <pic:nvPicPr>
+                    <pic:cNvPr id="0" name="image2.png"/>
+                    <pic:cNvPicPr preferRelativeResize="0"/>
+                  </pic:nvPicPr>
+                  <pic:blipFill>
+                    <a:blip r:embed="rId8"/>
+                    <a:srcRect b="0" l="0" r="0" t="0"/>
+                    <a:stretch>
+                      <a:fillRect/>
+                    </a:stretch>
+                  </pic:blipFill>
+                  <pic:spPr>
+                    <a:xfrm>
+                      <a:off x="0" y="0"/>
+                      <a:ext cx="5943600" cy="4292600"/>
+                    </a:xfrm>
+                    <a:prstGeom prst="rect"/>
+                    <a:ln/>
+                  </pic:spPr>
+                </pic:pic>
+              </a:graphicData>
+            </a:graphic>
+          </wp:inline>
+        </w:drawing>
+      </w:r>
+      <w:r>
+        <w:rPr>
+          <w:rtl w:val="0"/>
+        </w:rPr>
       </w:r>
     </w:p>
     <w:p>
